--- a/Doan/01-DeBai/yeu-cau-cua-thay.docx
+++ b/Doan/01-DeBai/yeu-cau-cua-thay.docx
@@ -1018,7 +1018,7 @@
                 <w:sz w:val="20"/>
                 <w:szCs w:val="20"/>
               </w:rPr>
-              <w:t xml:space="preserve">nguyên lý → phương pháp → giải thuật → CT minh họa</w:t>
+              <w:t xml:space="preserve">nguyên lý -&gt; phương pháp -&gt; giải thuật -&gt; CT minh họa</w:t>
             </w:r>
           </w:p>
         </w:tc>
@@ -1240,7 +1240,7 @@
         <w:pStyle w:val="Heading2"/>
       </w:pPr>
       <w:r>
-        <w:t xml:space="preserve">4. ⚠️ TÁM LỖI THƯỜNG GẶP CẦN TRÁNH (</w:t>
+        <w:t xml:space="preserve">4. TÁM LỖI THƯỜNG GẶP CẦN TRÁNH (</w:t>
       </w:r>
       <w:r>
         <w:rPr>
@@ -1266,19 +1266,10 @@
       </w:pPr>
       <w:r>
         <w:rPr>
-          <w:b/>
-          <w:bCs/>
           <w:sz w:val="21"/>
           <w:szCs w:val="21"/>
         </w:rPr>
-        <w:t xml:space="preserve">Đây là tài liệu quan trọng nhất.</w:t>
-      </w:r>
-      <w:r>
-        <w:rPr>
-          <w:sz w:val="21"/>
-          <w:szCs w:val="21"/>
-        </w:rPr>
-        <w:t xml:space="preserve"> Thầy liệt kê chính xác những lỗi sẽ bị trừ điểm. Mỗi mục gồm </w:t>
+        <w:t xml:space="preserve">Đây là tài liệu quan trọng nhất. Thầy liệt kê chính xác những lỗi sẽ bị trừ điểm. Mỗi mục gồm </w:t>
       </w:r>
       <w:r>
         <w:rPr>
@@ -1356,17 +1347,7 @@
         <w:spacing w:after="140"/>
       </w:pPr>
       <w:r>
-        <w:t xml:space="preserve">→ </w:t>
-      </w:r>
-      <w:r>
-        <w:rPr>
-          <w:i/>
-          <w:iCs/>
-        </w:rPr>
-        <w:t xml:space="preserve">Áp dụng:</w:t>
-      </w:r>
-      <w:r>
-        <w:t xml:space="preserve"> framework chỉ nêu "ước lượng tham số camera", KHÔNG được viết "dùng COLMAP". Chỉ nêu "biểu diễn cảnh", KHÔNG viết "dùng MLP".</w:t>
+        <w:t xml:space="preserve">-&gt; Áp dụng: framework chỉ nêu "ước lượng tham số camera", KHÔNG được viết "dùng COLMAP". Chỉ nêu "biểu diễn cảnh", KHÔNG viết "dùng MLP".</w:t>
       </w:r>
     </w:p>
     <w:p>
@@ -1430,17 +1411,7 @@
         <w:spacing w:after="140"/>
       </w:pPr>
       <w:r>
-        <w:t xml:space="preserve">→ </w:t>
-      </w:r>
-      <w:r>
-        <w:rPr>
-          <w:i/>
-          <w:iCs/>
-        </w:rPr>
-        <w:t xml:space="preserve">Áp dụng:</w:t>
-      </w:r>
-      <w:r>
-        <w:t xml:space="preserve"> mỗi công đoạn phải nêu rõ: </w:t>
+        <w:t xml:space="preserve">-&gt; Áp dụng: mỗi công đoạn phải nêu rõ: </w:t>
       </w:r>
       <w:r>
         <w:rPr>
@@ -1526,20 +1497,20 @@
         <w:spacing w:after="60"/>
       </w:pPr>
       <w:r>
-        <w:t xml:space="preserve">Mỗi giải pháp được trình bày với dàn bài khác nhau → rất khó so sánh giải pháp này với giải pháp khác</w:t>
-      </w:r>
-    </w:p>
-    <w:p>
-      <w:pPr>
-        <w:pStyle w:val="ListParagraph"/>
-        <w:numPr>
-          <w:ilvl w:val="0"/>
-          <w:numId w:val="2"/>
-        </w:numPr>
-        <w:spacing w:after="60"/>
-      </w:pPr>
-      <w:r>
-        <w:t xml:space="preserve">Không trình bày các giải pháp ứng với các công đoạn ở mục phát biểu bài toán → khó nhận biết các giải pháp đã đóng góp thế nào trong các công đoạn</w:t>
+        <w:t xml:space="preserve">Mỗi giải pháp được trình bày với dàn bài khác nhau -&gt; rất khó so sánh giải pháp này với giải pháp khác</w:t>
+      </w:r>
+    </w:p>
+    <w:p>
+      <w:pPr>
+        <w:pStyle w:val="ListParagraph"/>
+        <w:numPr>
+          <w:ilvl w:val="0"/>
+          <w:numId w:val="2"/>
+        </w:numPr>
+        <w:spacing w:after="60"/>
+      </w:pPr>
+      <w:r>
+        <w:t xml:space="preserve">Không trình bày các giải pháp ứng với các công đoạn ở mục phát biểu bài toán -&gt; khó nhận biết các giải pháp đã đóng góp thế nào trong các công đoạn</w:t>
       </w:r>
     </w:p>
     <w:p>
@@ -1547,17 +1518,7 @@
         <w:spacing w:after="140"/>
       </w:pPr>
       <w:r>
-        <w:t xml:space="preserve">→ </w:t>
-      </w:r>
-      <w:r>
-        <w:rPr>
-          <w:i/>
-          <w:iCs/>
-        </w:rPr>
-        <w:t xml:space="preserve">Áp dụng:</w:t>
-      </w:r>
-      <w:r>
-        <w:t xml:space="preserve"> bảng so sánh phải có </w:t>
+        <w:t xml:space="preserve">-&gt; Áp dụng: bảng so sánh phải có </w:t>
       </w:r>
       <w:r>
         <w:rPr>
@@ -1661,17 +1622,7 @@
         <w:spacing w:after="140"/>
       </w:pPr>
       <w:r>
-        <w:t xml:space="preserve">→ </w:t>
-      </w:r>
-      <w:r>
-        <w:rPr>
-          <w:i/>
-          <w:iCs/>
-        </w:rPr>
-        <w:t xml:space="preserve">Áp dụng:</w:t>
-      </w:r>
-      <w:r>
-        <w:t xml:space="preserve"> phải nói rõ với NeRF thì ground truth chính là </w:t>
+        <w:t xml:space="preserve">-&gt; Áp dụng: phải nói rõ với NeRF thì ground truth chính là </w:t>
       </w:r>
       <w:r>
         <w:rPr>
@@ -1755,17 +1706,7 @@
         <w:spacing w:after="140"/>
       </w:pPr>
       <w:r>
-        <w:t xml:space="preserve">→ </w:t>
-      </w:r>
-      <w:r>
-        <w:rPr>
-          <w:i/>
-          <w:iCs/>
-        </w:rPr>
-        <w:t xml:space="preserve">Áp dụng:</w:t>
-      </w:r>
-      <w:r>
-        <w:t xml:space="preserve"> tách rõ </w:t>
+        <w:t xml:space="preserve">-&gt; Áp dụng: tách rõ </w:t>
       </w:r>
       <w:r>
         <w:rPr>
@@ -1871,7 +1812,7 @@
         <w:t xml:space="preserve">Không hiểu loss function có liên quan gì đến độ đo đánh giá</w:t>
       </w:r>
       <w:r>
-        <w:t xml:space="preserve"> → có thể dẫn đến tình trạng </w:t>
+        <w:t xml:space="preserve"> -&gt; có thể dẫn đến tình trạng </w:t>
       </w:r>
       <w:r>
         <w:rPr>
@@ -1886,17 +1827,7 @@
         <w:spacing w:after="140"/>
       </w:pPr>
       <w:r>
-        <w:t xml:space="preserve">→ </w:t>
-      </w:r>
-      <w:r>
-        <w:rPr>
-          <w:i/>
-          <w:iCs/>
-        </w:rPr>
-        <w:t xml:space="preserve">Áp dụng:</w:t>
-      </w:r>
-      <w:r>
-        <w:t xml:space="preserve"> phải phân tích mối liên hệ giữa loss (MSE) và độ đo (PSNR có quan hệ trực tiếp với MSE; SSIM/LPIPS thì KHÔNG được tối ưu trực tiếp). Phải nêu độ phức tạp tính toán: số phép truy vấn mạng/tia, thời gian train, thời gian render, bộ nhớ.</w:t>
+        <w:t xml:space="preserve">-&gt; Áp dụng: phải phân tích mối liên hệ giữa loss (MSE) và độ đo (PSNR có quan hệ trực tiếp với MSE; SSIM/LPIPS thì KHÔNG được tối ưu trực tiếp). Phải nêu độ phức tạp tính toán: số phép truy vấn mạng/tia, thời gian train, thời gian render, bộ nhớ.</w:t>
       </w:r>
     </w:p>
     <w:p>
@@ -2040,17 +1971,7 @@
         <w:spacing w:after="140"/>
       </w:pPr>
       <w:r>
-        <w:t xml:space="preserve">→ </w:t>
-      </w:r>
-      <w:r>
-        <w:rPr>
-          <w:i/>
-          <w:iCs/>
-        </w:rPr>
-        <w:t xml:space="preserve">Áp dụng:</w:t>
-      </w:r>
-      <w:r>
-        <w:t xml:space="preserve"> với mỗi dataset phải nêu rõ nó chứa thách thức gì (cảnh unbounded, vật thể mảnh, bề mặt phản chiếu, ánh sáng thay đổi, vùng ít ảnh quan sát...).</w:t>
+        <w:t xml:space="preserve">-&gt; Áp dụng: với mỗi dataset phải nêu rõ nó chứa thách thức gì (cảnh unbounded, vật thể mảnh, bề mặt phản chiếu, ánh sáng thay đổi, vùng ít ảnh quan sát...).</w:t>
       </w:r>
     </w:p>
     <w:p>
@@ -2154,17 +2075,7 @@
         <w:spacing w:after="140"/>
       </w:pPr>
       <w:r>
-        <w:t xml:space="preserve">→ </w:t>
-      </w:r>
-      <w:r>
-        <w:rPr>
-          <w:i/>
-          <w:iCs/>
-        </w:rPr>
-        <w:t xml:space="preserve">Áp dụng:</w:t>
-      </w:r>
-      <w:r>
-        <w:t xml:space="preserve"> cuối Chương 2 phải có bảng: mỗi công đoạn còn khuyết điểm gì, thuộc loại </w:t>
+        <w:t xml:space="preserve">-&gt; Áp dụng: cuối Chương 2 phải có bảng: mỗi công đoạn còn khuyết điểm gì, thuộc loại </w:t>
       </w:r>
       <w:r>
         <w:rPr>
@@ -2228,7 +2139,7 @@
           <w:b/>
           <w:bCs/>
         </w:rPr>
-        <w:t xml:space="preserve">LƯU Ý 1</w:t>
+        <w:t xml:space="preserve">Lưu ý 1</w:t>
       </w:r>
       <w:r>
         <w:t xml:space="preserve"> — Framework ở mục 1.3 chỉ nêu công đoạn tổng quát, không nhắc tên phương pháp cụ thể</w:t>
@@ -2251,7 +2162,7 @@
           <w:b/>
           <w:bCs/>
         </w:rPr>
-        <w:t xml:space="preserve">LƯU Ý 2</w:t>
+        <w:t xml:space="preserve">Lưu ý 2</w:t>
       </w:r>
       <w:r>
         <w:t xml:space="preserve"> — Mỗi công đoạn có nêu rõ: đã cho gì, ẩn số cần tìm là gì</w:t>
@@ -2274,7 +2185,7 @@
           <w:b/>
           <w:bCs/>
         </w:rPr>
-        <w:t xml:space="preserve">LƯU Ý 3</w:t>
+        <w:t xml:space="preserve">Lưu ý 3</w:t>
       </w:r>
       <w:r>
         <w:t xml:space="preserve"> — Bảng so sánh ở Chương 2 có cột ứng với các công đoạn; mọi phương pháp mô tả theo cùng một khuôn</w:t>
@@ -2297,7 +2208,7 @@
           <w:b/>
           <w:bCs/>
         </w:rPr>
-        <w:t xml:space="preserve">LƯU Ý 4</w:t>
+        <w:t xml:space="preserve">Lưu ý 4</w:t>
       </w:r>
       <w:r>
         <w:t xml:space="preserve"> — Có nêu rõ ground truth là gì, cách "đánh nhãn", loss function</w:t>
@@ -2320,7 +2231,7 @@
           <w:b/>
           <w:bCs/>
         </w:rPr>
-        <w:t xml:space="preserve">LƯU Ý 5</w:t>
+        <w:t xml:space="preserve">Lưu ý 5</w:t>
       </w:r>
       <w:r>
         <w:t xml:space="preserve"> — Có 2 sơ đồ riêng cho giai đoạn học và giai đoạn kiểm thử</w:t>
@@ -2343,7 +2254,7 @@
           <w:b/>
           <w:bCs/>
         </w:rPr>
-        <w:t xml:space="preserve">LƯU Ý 6</w:t>
+        <w:t xml:space="preserve">Lưu ý 6</w:t>
       </w:r>
       <w:r>
         <w:t xml:space="preserve"> — Có cả độ đo chính xác lẫn độ phức tạp tính toán; có phân tích quan hệ loss ↔ độ đo</w:t>
@@ -2366,7 +2277,7 @@
           <w:b/>
           <w:bCs/>
         </w:rPr>
-        <w:t xml:space="preserve">LƯU Ý 7</w:t>
+        <w:t xml:space="preserve">Lưu ý 7</w:t>
       </w:r>
       <w:r>
         <w:t xml:space="preserve"> — Mô tả dataset có nêu thách thức, số mẫu, tính đa dạng, tiêu chí xây dựng</w:t>
@@ -2389,7 +2300,7 @@
           <w:b/>
           <w:bCs/>
         </w:rPr>
-        <w:t xml:space="preserve">LƯU Ý 8</w:t>
+        <w:t xml:space="preserve">Lưu ý 8</w:t>
       </w:r>
       <w:r>
         <w:t xml:space="preserve"> — Cuối Chương 2 có bảng khuyết điểm tồn đọng theo từng công đoạn, phân loại độ chính xác / độ phức tạp</w:t>
@@ -2415,7 +2326,7 @@
         <w:t xml:space="preserve">phuongphap.rtf 2.6</w:t>
       </w:r>
       <w:r>
-        <w:t xml:space="preserve"> — Chương 3 trình bày theo mạch: nguyên lý → phương pháp → giải thuật → CT minh họa</w:t>
+        <w:t xml:space="preserve"> — Chương 3 trình bày theo mạch: nguyên lý -&gt; phương pháp -&gt; giải thuật -&gt; CT minh họa</w:t>
       </w:r>
     </w:p>
     <w:p>

--- a/Doan/01-DeBai/yeu-cau-cua-thay.docx
+++ b/Doan/01-DeBai/yeu-cau-cua-thay.docx
@@ -302,7 +302,7 @@
         <w:t xml:space="preserve">1.4.</w:t>
       </w:r>
       <w:r>
-        <w:t xml:space="preserve"> Đóng góp — Báo cáo được khảo sát nhằm đóng góp nội dung gì</w:t>
+        <w:t xml:space="preserve"> Đóng góp, Báo cáo được khảo sát nhằm đóng góp nội dung gì</w:t>
       </w:r>
     </w:p>
     <w:p>
@@ -786,7 +786,7 @@
                 <w:sz w:val="20"/>
                 <w:szCs w:val="20"/>
               </w:rPr>
-              <w:t xml:space="preserve">Tích cực tìm kiếm tài liệu &amp; đọc hiểu — ưu tiên hội nghị/tạp chí uy tín (CVPR, ICCV, IJCV...), luận văn Th.S, luận án TS. Dùng từ khóa </w:t>
+              <w:t xml:space="preserve">Tích cực tìm kiếm tài liệu &amp; đọc hiểu, ưu tiên hội nghị/tạp chí uy tín (CVPR, ICCV, IJCV...), luận văn Th.S, luận án TS. Dùng từ khóa </w:t>
             </w:r>
             <w:r>
               <w:rPr>
@@ -933,14 +933,14 @@
                 <w:sz w:val="20"/>
                 <w:szCs w:val="20"/>
               </w:rPr>
-              <w:t xml:space="preserve">Khảo sát tổng quan</w:t>
+              <w:t xml:space="preserve">Khảo sát tổng quan:</w:t>
             </w:r>
             <w:r>
               <w:rPr>
                 <w:sz w:val="20"/>
                 <w:szCs w:val="20"/>
               </w:rPr>
-              <w:t xml:space="preserve"> — trả lời 2 câu hỏi: Người ta đã làm gì rồi? Đồ án muốn làm gì tiếp?</w:t>
+              <w:t xml:space="preserve"> trả lời 2 câu hỏi: Người ta đã làm gì rồi? Đồ án muốn làm gì tiếp?</w:t>
             </w:r>
           </w:p>
         </w:tc>
@@ -1309,7 +1309,7 @@
         <w:pStyle w:val="Heading3"/>
       </w:pPr>
       <w:r>
-        <w:t xml:space="preserve">Lưu ý 1 — Framework chung phải tổng quát</w:t>
+        <w:t xml:space="preserve">Lưu ý 1. Framework chung phải tổng quát</w:t>
       </w:r>
     </w:p>
     <w:p>
@@ -1363,7 +1363,7 @@
         <w:pStyle w:val="Heading3"/>
       </w:pPr>
       <w:r>
-        <w:t xml:space="preserve">Lưu ý 2 — Phải xác định ẩn số trong từng công đoạn</w:t>
+        <w:t xml:space="preserve">Lưu ý 2. Phải xác định ẩn số trong từng công đoạn</w:t>
       </w:r>
     </w:p>
     <w:p>
@@ -1447,7 +1447,7 @@
         <w:pStyle w:val="Heading3"/>
       </w:pPr>
       <w:r>
-        <w:t xml:space="preserve">Lưu ý 3 — Related works so sánh theo CÙNG cột tiêu chí, ỨNG VỚI các công đoạn</w:t>
+        <w:t xml:space="preserve">Lưu ý 3. Related works so sánh theo CÙNG cột tiêu chí, ỨNG VỚI các công đoạn</w:t>
       </w:r>
     </w:p>
     <w:p>
@@ -1554,7 +1554,7 @@
         <w:pStyle w:val="Heading3"/>
       </w:pPr>
       <w:r>
-        <w:t xml:space="preserve">Lưu ý 4 — Giai đoạn học: ground truth, đánh nhãn, loss function</w:t>
+        <w:t xml:space="preserve">Lưu ý 4. Giai đoạn học: ground truth, đánh nhãn, loss function</w:t>
       </w:r>
     </w:p>
     <w:p>
@@ -1629,10 +1629,10 @@
           <w:b/>
           <w:bCs/>
         </w:rPr>
-        <w:t xml:space="preserve">màu pixel của ảnh đã chụp</w:t>
-      </w:r>
-      <w:r>
-        <w:t xml:space="preserve"> — tức dữ liệu </w:t>
+        <w:t xml:space="preserve">màu pixel của ảnh đã chụp:</w:t>
+      </w:r>
+      <w:r>
+        <w:t xml:space="preserve"> tức dữ liệu </w:t>
       </w:r>
       <w:r>
         <w:rPr>
@@ -1658,7 +1658,7 @@
         <w:pStyle w:val="Heading3"/>
       </w:pPr>
       <w:r>
-        <w:t xml:space="preserve">Lưu ý 5 — Trình bày rõ tiến trình giai đoạn học VÀ giai đoạn kiểm thử</w:t>
+        <w:t xml:space="preserve">Lưu ý 5. Trình bày rõ tiến trình giai đoạn học VÀ giai đoạn kiểm thử</w:t>
       </w:r>
     </w:p>
     <w:p>
@@ -1732,7 +1732,7 @@
         <w:pStyle w:val="Heading3"/>
       </w:pPr>
       <w:r>
-        <w:t xml:space="preserve">Lưu ý 6 — Độ đo phải có CẢ độ chính xác LẪN độ phức tạp tính toán</w:t>
+        <w:t xml:space="preserve">Lưu ý 6. Độ đo phải có CẢ độ chính xác LẪN độ phức tạp tính toán</w:t>
       </w:r>
     </w:p>
     <w:p>
@@ -1843,7 +1843,7 @@
         <w:pStyle w:val="Heading3"/>
       </w:pPr>
       <w:r>
-        <w:t xml:space="preserve">Lưu ý 7 — Mô tả tập dữ liệu phải nêu được THÁCH THỨC</w:t>
+        <w:t xml:space="preserve">Lưu ý 7. Mô tả tập dữ liệu phải nêu được THÁCH THỨC</w:t>
       </w:r>
     </w:p>
     <w:p>
@@ -1987,7 +1987,7 @@
         <w:pStyle w:val="Heading3"/>
       </w:pPr>
       <w:r>
-        <w:t xml:space="preserve">Lưu ý 8 — Related works phải chỉ ra khuyết điểm tồn đọng THEO CÔNG ĐOẠN</w:t>
+        <w:t xml:space="preserve">Lưu ý 8. Related works phải chỉ ra khuyết điểm tồn đọng THEO CÔNG ĐOẠN</w:t>
       </w:r>
     </w:p>
     <w:p>
@@ -2139,10 +2139,10 @@
           <w:b/>
           <w:bCs/>
         </w:rPr>
-        <w:t xml:space="preserve">Lưu ý 1</w:t>
-      </w:r>
-      <w:r>
-        <w:t xml:space="preserve"> — Framework ở mục 1.3 chỉ nêu công đoạn tổng quát, không nhắc tên phương pháp cụ thể</w:t>
+        <w:t xml:space="preserve">Lưu ý 1:</w:t>
+      </w:r>
+      <w:r>
+        <w:t xml:space="preserve"> Framework ở mục 1.3 chỉ nêu công đoạn tổng quát, không nhắc tên phương pháp cụ thể</w:t>
       </w:r>
     </w:p>
     <w:p>
@@ -2162,10 +2162,10 @@
           <w:b/>
           <w:bCs/>
         </w:rPr>
-        <w:t xml:space="preserve">Lưu ý 2</w:t>
-      </w:r>
-      <w:r>
-        <w:t xml:space="preserve"> — Mỗi công đoạn có nêu rõ: đã cho gì, ẩn số cần tìm là gì</w:t>
+        <w:t xml:space="preserve">Lưu ý 2:</w:t>
+      </w:r>
+      <w:r>
+        <w:t xml:space="preserve"> Mỗi công đoạn có nêu rõ: đã cho gì, ẩn số cần tìm là gì</w:t>
       </w:r>
     </w:p>
     <w:p>
@@ -2185,10 +2185,10 @@
           <w:b/>
           <w:bCs/>
         </w:rPr>
-        <w:t xml:space="preserve">Lưu ý 3</w:t>
-      </w:r>
-      <w:r>
-        <w:t xml:space="preserve"> — Bảng so sánh ở Chương 2 có cột ứng với các công đoạn; mọi phương pháp mô tả theo cùng một khuôn</w:t>
+        <w:t xml:space="preserve">Lưu ý 3:</w:t>
+      </w:r>
+      <w:r>
+        <w:t xml:space="preserve"> Bảng so sánh ở Chương 2 có cột ứng với các công đoạn; mọi phương pháp mô tả theo cùng một khuôn</w:t>
       </w:r>
     </w:p>
     <w:p>
@@ -2208,10 +2208,10 @@
           <w:b/>
           <w:bCs/>
         </w:rPr>
-        <w:t xml:space="preserve">Lưu ý 4</w:t>
-      </w:r>
-      <w:r>
-        <w:t xml:space="preserve"> — Có nêu rõ ground truth là gì, cách "đánh nhãn", loss function</w:t>
+        <w:t xml:space="preserve">Lưu ý 4:</w:t>
+      </w:r>
+      <w:r>
+        <w:t xml:space="preserve"> Có nêu rõ ground truth là gì, cách "đánh nhãn", loss function</w:t>
       </w:r>
     </w:p>
     <w:p>
@@ -2231,10 +2231,10 @@
           <w:b/>
           <w:bCs/>
         </w:rPr>
-        <w:t xml:space="preserve">Lưu ý 5</w:t>
-      </w:r>
-      <w:r>
-        <w:t xml:space="preserve"> — Có 2 sơ đồ riêng cho giai đoạn học và giai đoạn kiểm thử</w:t>
+        <w:t xml:space="preserve">Lưu ý 5:</w:t>
+      </w:r>
+      <w:r>
+        <w:t xml:space="preserve"> Có 2 sơ đồ riêng cho giai đoạn học và giai đoạn kiểm thử</w:t>
       </w:r>
     </w:p>
     <w:p>
@@ -2254,10 +2254,10 @@
           <w:b/>
           <w:bCs/>
         </w:rPr>
-        <w:t xml:space="preserve">Lưu ý 6</w:t>
-      </w:r>
-      <w:r>
-        <w:t xml:space="preserve"> — Có cả độ đo chính xác lẫn độ phức tạp tính toán; có phân tích quan hệ loss ↔ độ đo</w:t>
+        <w:t xml:space="preserve">Lưu ý 6:</w:t>
+      </w:r>
+      <w:r>
+        <w:t xml:space="preserve"> Có cả độ đo chính xác lẫn độ phức tạp tính toán; có phân tích quan hệ loss ↔ độ đo</w:t>
       </w:r>
     </w:p>
     <w:p>
@@ -2277,10 +2277,10 @@
           <w:b/>
           <w:bCs/>
         </w:rPr>
-        <w:t xml:space="preserve">Lưu ý 7</w:t>
-      </w:r>
-      <w:r>
-        <w:t xml:space="preserve"> — Mô tả dataset có nêu thách thức, số mẫu, tính đa dạng, tiêu chí xây dựng</w:t>
+        <w:t xml:space="preserve">Lưu ý 7:</w:t>
+      </w:r>
+      <w:r>
+        <w:t xml:space="preserve"> Mô tả dataset có nêu thách thức, số mẫu, tính đa dạng, tiêu chí xây dựng</w:t>
       </w:r>
     </w:p>
     <w:p>
@@ -2300,10 +2300,10 @@
           <w:b/>
           <w:bCs/>
         </w:rPr>
-        <w:t xml:space="preserve">Lưu ý 8</w:t>
-      </w:r>
-      <w:r>
-        <w:t xml:space="preserve"> — Cuối Chương 2 có bảng khuyết điểm tồn đọng theo từng công đoạn, phân loại độ chính xác / độ phức tạp</w:t>
+        <w:t xml:space="preserve">Lưu ý 8:</w:t>
+      </w:r>
+      <w:r>
+        <w:t xml:space="preserve"> Cuối Chương 2 có bảng khuyết điểm tồn đọng theo từng công đoạn, phân loại độ chính xác / độ phức tạp</w:t>
       </w:r>
     </w:p>
     <w:p>
@@ -2323,10 +2323,10 @@
           <w:b/>
           <w:bCs/>
         </w:rPr>
-        <w:t xml:space="preserve">phuongphap.rtf 2.6</w:t>
-      </w:r>
-      <w:r>
-        <w:t xml:space="preserve"> — Chương 3 trình bày theo mạch: nguyên lý -&gt; phương pháp -&gt; giải thuật -&gt; CT minh họa</w:t>
+        <w:t xml:space="preserve">phuongphap.rtf 2.6:</w:t>
+      </w:r>
+      <w:r>
+        <w:t xml:space="preserve"> Chương 3 trình bày theo mạch: nguyên lý -&gt; phương pháp -&gt; giải thuật -&gt; CT minh họa</w:t>
       </w:r>
     </w:p>
     <w:p>
@@ -2346,10 +2346,10 @@
           <w:b/>
           <w:bCs/>
         </w:rPr>
-        <w:t xml:space="preserve">phuongphap.rtf 2.7</w:t>
-      </w:r>
-      <w:r>
-        <w:t xml:space="preserve"> — Chương 4 có đủ: môi trường (phần cứng + phần mềm), dataset, bảng kết quả, đánh giá</w:t>
+        <w:t xml:space="preserve">phuongphap.rtf 2.7:</w:t>
+      </w:r>
+      <w:r>
+        <w:t xml:space="preserve"> Chương 4 có đủ: môi trường (phần cứng + phần mềm), dataset, bảng kết quả, đánh giá</w:t>
       </w:r>
     </w:p>
     <w:p>
@@ -2369,10 +2369,10 @@
           <w:b/>
           <w:bCs/>
         </w:rPr>
-        <w:t xml:space="preserve">phuongphap.rtf 2.9</w:t>
-      </w:r>
-      <w:r>
-        <w:t xml:space="preserve"> — Có bảng phân công theo mốc thời gian</w:t>
+        <w:t xml:space="preserve">phuongphap.rtf 2.9:</w:t>
+      </w:r>
+      <w:r>
+        <w:t xml:space="preserve"> Có bảng phân công theo mốc thời gian</w:t>
       </w:r>
     </w:p>
     <w:p>
@@ -2392,10 +2392,10 @@
           <w:b/>
           <w:bCs/>
         </w:rPr>
-        <w:t xml:space="preserve">huongdantrinhbay</w:t>
-      </w:r>
-      <w:r>
-        <w:t xml:space="preserve"> — Chương 4 có cả code tận dụng sẵn </w:t>
+        <w:t xml:space="preserve">huongdantrinhbay:</w:t>
+      </w:r>
+      <w:r>
+        <w:t xml:space="preserve"> Chương 4 có cả code tận dụng sẵn </w:t>
       </w:r>
       <w:r>
         <w:rPr>
@@ -2422,10 +2422,10 @@
           <w:b/>
           <w:bCs/>
         </w:rPr>
-        <w:t xml:space="preserve">Phạm vi</w:t>
-      </w:r>
-      <w:r>
-        <w:t xml:space="preserve"> — Không tuyên bố "đề xuất phương pháp mới" (thầy ghi rõ chưa yêu cầu)</w:t>
+        <w:t xml:space="preserve">Phạm vi:</w:t>
+      </w:r>
+      <w:r>
+        <w:t xml:space="preserve"> Không tuyên bố "đề xuất phương pháp mới" (thầy ghi rõ chưa yêu cầu)</w:t>
       </w:r>
     </w:p>
     <w:sectPr>

--- a/Doan/01-DeBai/yeu-cau-cua-thay.docx
+++ b/Doan/01-DeBai/yeu-cau-cua-thay.docx
@@ -253,7 +253,7 @@
       <w:pPr>
         <w:pStyle w:val="ListParagraph"/>
         <w:numPr>
-          <w:ilvl w:val="0"/>
+          <w:ilvl w:val="1"/>
           <w:numId w:val="2"/>
         </w:numPr>
         <w:spacing w:after="60"/>
@@ -266,7 +266,7 @@
       <w:pPr>
         <w:pStyle w:val="ListParagraph"/>
         <w:numPr>
-          <w:ilvl w:val="0"/>
+          <w:ilvl w:val="1"/>
           <w:numId w:val="2"/>
         </w:numPr>
         <w:spacing w:after="60"/>
@@ -1347,7 +1347,14 @@
         <w:spacing w:after="140"/>
       </w:pPr>
       <w:r>
-        <w:t xml:space="preserve">-&gt; Áp dụng: framework chỉ nêu "ước lượng tham số camera", KHÔNG được viết "dùng COLMAP". Chỉ nêu "biểu diễn cảnh", KHÔNG viết "dùng MLP".</w:t>
+        <w:rPr>
+          <w:b/>
+          <w:bCs/>
+        </w:rPr>
+        <w:t xml:space="preserve">Áp dụng:</w:t>
+      </w:r>
+      <w:r>
+        <w:t xml:space="preserve"> framework chỉ nêu "ước lượng tham số camera", KHÔNG được viết "dùng COLMAP". Chỉ nêu "biểu diễn cảnh", KHÔNG viết "dùng MLP".</w:t>
       </w:r>
     </w:p>
     <w:p>
@@ -1411,7 +1418,14 @@
         <w:spacing w:after="140"/>
       </w:pPr>
       <w:r>
-        <w:t xml:space="preserve">-&gt; Áp dụng: mỗi công đoạn phải nêu rõ: </w:t>
+        <w:rPr>
+          <w:b/>
+          <w:bCs/>
+        </w:rPr>
+        <w:t xml:space="preserve">Áp dụng:</w:t>
+      </w:r>
+      <w:r>
+        <w:t xml:space="preserve"> mỗi công đoạn phải nêu rõ: </w:t>
       </w:r>
       <w:r>
         <w:rPr>
@@ -1518,7 +1532,14 @@
         <w:spacing w:after="140"/>
       </w:pPr>
       <w:r>
-        <w:t xml:space="preserve">-&gt; Áp dụng: bảng so sánh phải có </w:t>
+        <w:rPr>
+          <w:b/>
+          <w:bCs/>
+        </w:rPr>
+        <w:t xml:space="preserve">Áp dụng:</w:t>
+      </w:r>
+      <w:r>
+        <w:t xml:space="preserve"> bảng so sánh phải có </w:t>
       </w:r>
       <w:r>
         <w:rPr>
@@ -1622,7 +1643,14 @@
         <w:spacing w:after="140"/>
       </w:pPr>
       <w:r>
-        <w:t xml:space="preserve">-&gt; Áp dụng: phải nói rõ với NeRF thì ground truth chính là </w:t>
+        <w:rPr>
+          <w:b/>
+          <w:bCs/>
+        </w:rPr>
+        <w:t xml:space="preserve">Áp dụng:</w:t>
+      </w:r>
+      <w:r>
+        <w:t xml:space="preserve"> phải nói rõ với NeRF thì ground truth chính là </w:t>
       </w:r>
       <w:r>
         <w:rPr>
@@ -1706,7 +1734,14 @@
         <w:spacing w:after="140"/>
       </w:pPr>
       <w:r>
-        <w:t xml:space="preserve">-&gt; Áp dụng: tách rõ </w:t>
+        <w:rPr>
+          <w:b/>
+          <w:bCs/>
+        </w:rPr>
+        <w:t xml:space="preserve">Áp dụng:</w:t>
+      </w:r>
+      <w:r>
+        <w:t xml:space="preserve"> tách rõ </w:t>
       </w:r>
       <w:r>
         <w:rPr>
@@ -1827,7 +1862,14 @@
         <w:spacing w:after="140"/>
       </w:pPr>
       <w:r>
-        <w:t xml:space="preserve">-&gt; Áp dụng: phải phân tích mối liên hệ giữa loss (MSE) và độ đo (PSNR có quan hệ trực tiếp với MSE; SSIM/LPIPS thì KHÔNG được tối ưu trực tiếp). Phải nêu độ phức tạp tính toán: số phép truy vấn mạng/tia, thời gian train, thời gian render, bộ nhớ.</w:t>
+        <w:rPr>
+          <w:b/>
+          <w:bCs/>
+        </w:rPr>
+        <w:t xml:space="preserve">Áp dụng:</w:t>
+      </w:r>
+      <w:r>
+        <w:t xml:space="preserve"> phải phân tích mối liên hệ giữa loss (MSE) và độ đo (PSNR có quan hệ trực tiếp với MSE; SSIM/LPIPS thì KHÔNG được tối ưu trực tiếp). Phải nêu độ phức tạp tính toán: số phép truy vấn mạng/tia, thời gian train, thời gian render, bộ nhớ.</w:t>
       </w:r>
     </w:p>
     <w:p>
@@ -1971,7 +2013,14 @@
         <w:spacing w:after="140"/>
       </w:pPr>
       <w:r>
-        <w:t xml:space="preserve">-&gt; Áp dụng: với mỗi dataset phải nêu rõ nó chứa thách thức gì (cảnh unbounded, vật thể mảnh, bề mặt phản chiếu, ánh sáng thay đổi, vùng ít ảnh quan sát...).</w:t>
+        <w:rPr>
+          <w:b/>
+          <w:bCs/>
+        </w:rPr>
+        <w:t xml:space="preserve">Áp dụng:</w:t>
+      </w:r>
+      <w:r>
+        <w:t xml:space="preserve"> với mỗi dataset phải nêu rõ nó chứa thách thức gì (cảnh unbounded, vật thể mảnh, bề mặt phản chiếu, ánh sáng thay đổi, vùng ít ảnh quan sát...).</w:t>
       </w:r>
     </w:p>
     <w:p>
@@ -2075,7 +2124,14 @@
         <w:spacing w:after="140"/>
       </w:pPr>
       <w:r>
-        <w:t xml:space="preserve">-&gt; Áp dụng: cuối Chương 2 phải có bảng: mỗi công đoạn còn khuyết điểm gì, thuộc loại </w:t>
+        <w:rPr>
+          <w:b/>
+          <w:bCs/>
+        </w:rPr>
+        <w:t xml:space="preserve">Áp dụng:</w:t>
+      </w:r>
+      <w:r>
+        <w:t xml:space="preserve"> cuối Chương 2 phải có bảng: mỗi công đoạn còn khuyết điểm gì, thuộc loại </w:t>
       </w:r>
       <w:r>
         <w:rPr>
@@ -2609,6 +2665,15 @@
         <w:ind w:left="540" w:hanging="270"/>
       </w:pPr>
     </w:lvl>
+    <w:lvl w:ilvl="1" w:tentative="1">
+      <w:start w:val="1"/>
+      <w:numFmt w:val="bullet"/>
+      <w:lvlText w:val="◦"/>
+      <w:lvlJc w:val="left"/>
+      <w:pPr>
+        <w:ind w:left="1080" w:hanging="270"/>
+      </w:pPr>
+    </w:lvl>
   </w:abstractNum>
   <w:abstractNum w:abstractNumId="3" w15:restartNumberingAfterBreak="0">
     <w:multiLevelType w:val="hybridMultilevel"/>
@@ -2619,6 +2684,15 @@
       <w:lvlJc w:val="left"/>
       <w:pPr>
         <w:ind w:left="540" w:hanging="270"/>
+      </w:pPr>
+    </w:lvl>
+    <w:lvl w:ilvl="1" w:tentative="1">
+      <w:start w:val="1"/>
+      <w:numFmt w:val="lowerLetter"/>
+      <w:lvlText w:val="%2."/>
+      <w:lvlJc w:val="left"/>
+      <w:pPr>
+        <w:ind w:left="1080" w:hanging="270"/>
       </w:pPr>
     </w:lvl>
   </w:abstractNum>
